--- a/batches/2026-Q3-syn-infectious-01/Batch_Manifest.docx
+++ b/batches/2026-Q3-syn-infectious-01/Batch_Manifest.docx
@@ -2657,7 +2657,7 @@
                 <w:sz w:val="16"/>
                 <w:szCs w:val="16"/>
               </w:rPr>
-              <w:t xml:space="preserve">MONDO:0005113</w:t>
+              <w:t xml:space="preserve">MONDO:0005619</w:t>
             </w:r>
           </w:p>
         </w:tc>
@@ -2855,7 +2855,7 @@
                 <w:sz w:val="16"/>
                 <w:szCs w:val="16"/>
               </w:rPr>
-              <w:t xml:space="preserve">MONDO:0005113</w:t>
+              <w:t xml:space="preserve">MONDO:0005619</w:t>
             </w:r>
           </w:p>
         </w:tc>
@@ -4447,7 +4447,7 @@
           <w:sz w:val="16"/>
           <w:szCs w:val="16"/>
         </w:rPr>
-        <w:t xml:space="preserve">  Annotation(prov:wasDerivedFrom &lt;http://purl.obolibrary.org/obo/MONDO_0005113&gt;)</w:t>
+        <w:t xml:space="preserve">  Annotation(prov:wasDerivedFrom &lt;http://purl.obolibrary.org/obo/MONDO_0005619&gt;)</w:t>
       </w:r>
       <w:r>
         <w:br/>
@@ -4502,7 +4502,7 @@
           <w:sz w:val="16"/>
           <w:szCs w:val="16"/>
         </w:rPr>
-        <w:t xml:space="preserve">  Annotation(dct:source "http://purl.obolibrary.org/obo/MONDO_0005113")</w:t>
+        <w:t xml:space="preserve">  Annotation(dct:source "http://purl.obolibrary.org/obo/MONDO_0005619")</w:t>
       </w:r>
       <w:r>
         <w:br/>
@@ -4546,7 +4546,7 @@
           <w:sz w:val="16"/>
           <w:szCs w:val="16"/>
         </w:rPr>
-        <w:t xml:space="preserve">  &lt;http://id.who.int/icd/entity/32962494&gt;</w:t>
+        <w:t xml:space="preserve">  &lt;http://id.who.int/icd/entity/1528414070&gt;</w:t>
       </w:r>
       <w:r>
         <w:br/>
@@ -5326,7 +5326,7 @@
                 <w:sz w:val="16"/>
                 <w:szCs w:val="16"/>
               </w:rPr>
-              <w:t xml:space="preserve">MONDO:0005233</w:t>
+              <w:t xml:space="preserve">MONDO:0004619</w:t>
             </w:r>
           </w:p>
         </w:tc>
@@ -6487,7 +6487,7 @@
                 <w:sz w:val="16"/>
                 <w:szCs w:val="16"/>
               </w:rPr>
-              <w:t xml:space="preserve">MONDO:0005110</w:t>
+              <w:t xml:space="preserve">MONDO:0005124</w:t>
             </w:r>
           </w:p>
         </w:tc>
